--- a/app/public/templates/VerbaleVisita-generic.docx
+++ b/app/public/templates/VerbaleVisita-generic.docx
@@ -41,7 +41,7 @@
         <w:spacing w:before="0" w:after="300"/>
       </w:pPr>
       <w:r>
-        <w:t xml:space="preserve">1 â€“ DATI GENERALI</w:t>
+        <w:t xml:space="preserve">1 – DATI GENERALI</w:t>
       </w:r>
     </w:p>
     <w:tbl>
